--- a/来源与底稿/README_底稿索引.docx
+++ b/来源与底稿/README_底稿索引.docx
@@ -990,7 +990,7 @@
                 <w:bCs/>
                 <w:b/>
               </w:rPr>
-              <w:t xml:space="preserve">Chen et al. 2026 原文</w:t>
+              <w:t xml:space="preserve">Chen et al. 2026 原文</w:t>
             </w:r>
             <w:r>
               <w:t xml:space="preserve">（ACL 2026 Findings，DOI</w:t>
@@ -1133,6 +1133,415 @@
                 <w:b/>
               </w:rPr>
               <w:t xml:space="preserve">出处说明见下方「路径映射表」第 3 条</w:t>
+            </w:r>
+          </w:p>
+        </w:tc>
+      </w:tr>
+      <w:tr>
+        <w:tc>
+          <w:tcPr/>
+          <w:p>
+            <w:pPr>
+              <w:pStyle w:val="Compact"/>
+              <w:jc w:val="left"/>
+            </w:pPr>
+            <w:r>
+              <w:t xml:space="preserve">★</w:t>
+            </w:r>
+            <w:r>
+              <w:t xml:space="preserve"> </w:t>
+            </w:r>
+            <w:r>
+              <w:rPr>
+                <w:bCs/>
+                <w:b/>
+              </w:rPr>
+              <w:t xml:space="preserve">A 篇 §3.8.1 宽度主指标的口径</w:t>
+            </w:r>
+          </w:p>
+        </w:tc>
+        <w:tc>
+          <w:tcPr/>
+          <w:p>
+            <w:pPr>
+              <w:pStyle w:val="Compact"/>
+              <w:jc w:val="left"/>
+            </w:pPr>
+            <w:r>
+              <w:t xml:space="preserve">★</w:t>
+            </w:r>
+            <w:r>
+              <w:t xml:space="preserve"> </w:t>
+            </w:r>
+            <w:r>
+              <w:rPr>
+                <w:bCs/>
+                <w:b/>
+              </w:rPr>
+              <w:t xml:space="preserve">「模态数」的定义</w:t>
+            </w:r>
+            <w:r>
+              <w:t xml:space="preserve">（= MiniMax embedding 余弦 0.05 下的连通分量数）⇒ ★</w:t>
+            </w:r>
+            <w:r>
+              <w:t xml:space="preserve"> </w:t>
+            </w:r>
+            <w:r>
+              <w:rPr>
+                <w:bCs/>
+                <w:b/>
+              </w:rPr>
+              <w:t xml:space="preserve">换模型/换阈值读数就变 ⇒ 不写口径 = 藏着一个自由度</w:t>
+            </w:r>
+          </w:p>
+        </w:tc>
+        <w:tc>
+          <w:tcPr/>
+          <w:p>
+            <w:pPr>
+              <w:pStyle w:val="Compact"/>
+              <w:jc w:val="left"/>
+            </w:pPr>
+            <w:r>
+              <w:rPr>
+                <w:rStyle w:val="VerbatimChar"/>
+              </w:rPr>
+              <w:t xml:space="preserve">第二组_源文件/creativity_lab/metrics.py</w:t>
+            </w:r>
+            <w:r>
+              <w:t xml:space="preserve">（</w:t>
+            </w:r>
+            <w:r>
+              <w:rPr>
+                <w:rStyle w:val="VerbatimChar"/>
+              </w:rPr>
+              <w:t xml:space="preserve">modes()</w:t>
+            </w:r>
+            <w:r>
+              <w:t xml:space="preserve"> </w:t>
+            </w:r>
+            <w:r>
+              <w:t xml:space="preserve">在第 42 行）</w:t>
+            </w:r>
+          </w:p>
+        </w:tc>
+      </w:tr>
+      <w:tr>
+        <w:tc>
+          <w:tcPr/>
+          <w:p>
+            <w:pPr>
+              <w:pStyle w:val="Compact"/>
+              <w:jc w:val="left"/>
+            </w:pPr>
+            <w:r>
+              <w:t xml:space="preserve">★</w:t>
+            </w:r>
+            <w:r>
+              <w:t xml:space="preserve"> </w:t>
+            </w:r>
+            <w:r>
+              <w:rPr>
+                <w:bCs/>
+                <w:b/>
+              </w:rPr>
+              <w:t xml:space="preserve">A 篇 §8.1.1 语义级轴的原料</w:t>
+            </w:r>
+          </w:p>
+        </w:tc>
+        <w:tc>
+          <w:tcPr/>
+          <w:p>
+            <w:pPr>
+              <w:pStyle w:val="Compact"/>
+              <w:jc w:val="left"/>
+            </w:pPr>
+            <w:r>
+              <w:t xml:space="preserve">★</w:t>
+            </w:r>
+            <w:r>
+              <w:t xml:space="preserve"> </w:t>
+            </w:r>
+            <w:r>
+              <w:rPr>
+                <w:bCs/>
+                <w:b/>
+              </w:rPr>
+              <w:t xml:space="preserve">法条原文（6 部法 A–F 的</w:t>
+            </w:r>
+            <w:r>
+              <w:rPr>
+                <w:bCs/>
+                <w:b/>
+              </w:rPr>
+              <w:t xml:space="preserve"> </w:t>
+            </w:r>
+            <w:r>
+              <w:rPr>
+                <w:rStyle w:val="VerbatimChar"/>
+                <w:bCs/>
+                <w:b/>
+              </w:rPr>
+              <w:t xml:space="preserve">name</w:t>
+            </w:r>
+            <w:r>
+              <w:rPr>
+                <w:bCs/>
+                <w:b/>
+              </w:rPr>
+              <w:t xml:space="preserve"> </w:t>
+            </w:r>
+            <w:r>
+              <w:rPr>
+                <w:bCs/>
+                <w:b/>
+              </w:rPr>
+              <w:t xml:space="preserve">+</w:t>
+            </w:r>
+            <w:r>
+              <w:rPr>
+                <w:bCs/>
+                <w:b/>
+              </w:rPr>
+              <w:t xml:space="preserve"> </w:t>
+            </w:r>
+            <w:r>
+              <w:rPr>
+                <w:rStyle w:val="VerbatimChar"/>
+                <w:bCs/>
+                <w:b/>
+              </w:rPr>
+              <w:t xml:space="preserve">evidence</w:t>
+            </w:r>
+            <w:r>
+              <w:rPr>
+                <w:bCs/>
+                <w:b/>
+              </w:rPr>
+              <w:t xml:space="preserve">）+ 18 题题面</w:t>
+            </w:r>
+            <w:r>
+              <w:t xml:space="preserve"> </w:t>
+            </w:r>
+            <w:r>
+              <w:t xml:space="preserve">⇒ ★</w:t>
+            </w:r>
+            <w:r>
+              <w:t xml:space="preserve"> </w:t>
+            </w:r>
+            <w:r>
+              <w:rPr>
+                <w:rStyle w:val="VerbatimChar"/>
+                <w:bCs/>
+                <w:b/>
+              </w:rPr>
+              <w:t xml:space="preserve">evidence</w:t>
+            </w:r>
+            <w:r>
+              <w:rPr>
+                <w:bCs/>
+                <w:b/>
+              </w:rPr>
+              <w:t xml:space="preserve"> </w:t>
+            </w:r>
+            <w:r>
+              <w:rPr>
+                <w:bCs/>
+                <w:b/>
+              </w:rPr>
+              <w:t xml:space="preserve">的 sha256 已作版本指纹写进 A 篇</w:t>
+            </w:r>
+            <w:r>
+              <w:t xml:space="preserve"> </w:t>
+            </w:r>
+            <w:r>
+              <w:t xml:space="preserve">⇒ ⇒</w:t>
+            </w:r>
+            <w:r>
+              <w:t xml:space="preserve"> </w:t>
+            </w:r>
+            <w:r>
+              <w:rPr>
+                <w:bCs/>
+                <w:b/>
+              </w:rPr>
+              <w:t xml:space="preserve">法条版本/生效日期回填前，只报这个指纹</w:t>
+            </w:r>
+          </w:p>
+        </w:tc>
+        <w:tc>
+          <w:tcPr/>
+          <w:p>
+            <w:pPr>
+              <w:pStyle w:val="Compact"/>
+              <w:jc w:val="left"/>
+            </w:pPr>
+            <w:r>
+              <w:rPr>
+                <w:rStyle w:val="VerbatimChar"/>
+              </w:rPr>
+              <w:t xml:space="preserve">第二组_源文件/creativity_lab/data/legal_topics_v2.json</w:t>
+            </w:r>
+            <w:r>
+              <w:t xml:space="preserve">（顶层</w:t>
+            </w:r>
+            <w:r>
+              <w:t xml:space="preserve"> </w:t>
+            </w:r>
+            <w:r>
+              <w:rPr>
+                <w:rStyle w:val="VerbatimChar"/>
+              </w:rPr>
+              <w:t xml:space="preserve">laws</w:t>
+            </w:r>
+            <w:r>
+              <w:t xml:space="preserve"> </w:t>
+            </w:r>
+            <w:r>
+              <w:t xml:space="preserve">键）</w:t>
+            </w:r>
+          </w:p>
+        </w:tc>
+      </w:tr>
+      <w:tr>
+        <w:tc>
+          <w:tcPr/>
+          <w:p>
+            <w:pPr>
+              <w:pStyle w:val="Compact"/>
+              <w:jc w:val="left"/>
+            </w:pPr>
+            <w:r>
+              <w:t xml:space="preserve">★</w:t>
+            </w:r>
+            <w:r>
+              <w:t xml:space="preserve"> </w:t>
+            </w:r>
+            <w:r>
+              <w:rPr>
+                <w:bCs/>
+                <w:b/>
+              </w:rPr>
+              <w:t xml:space="preserve">归族键名的出处</w:t>
+            </w:r>
+          </w:p>
+        </w:tc>
+        <w:tc>
+          <w:tcPr/>
+          <w:p>
+            <w:pPr>
+              <w:pStyle w:val="Compact"/>
+              <w:jc w:val="left"/>
+            </w:pPr>
+            <w:r>
+              <w:t xml:space="preserve">★</w:t>
+            </w:r>
+            <w:r>
+              <w:t xml:space="preserve"> </w:t>
+            </w:r>
+            <w:r>
+              <w:rPr>
+                <w:bCs/>
+                <w:b/>
+              </w:rPr>
+              <w:t xml:space="preserve">断言记录 5 个字段的 schema</w:t>
+            </w:r>
+            <w:r>
+              <w:t xml:space="preserve">（</w:t>
+            </w:r>
+            <w:r>
+              <w:rPr>
+                <w:rStyle w:val="VerbatimChar"/>
+              </w:rPr>
+              <w:t xml:space="preserve">supports_conclusions</w:t>
+            </w:r>
+            <w:r>
+              <w:t xml:space="preserve"> </w:t>
+            </w:r>
+            <w:r>
+              <w:t xml:space="preserve">/</w:t>
+            </w:r>
+            <w:r>
+              <w:t xml:space="preserve"> </w:t>
+            </w:r>
+            <w:r>
+              <w:rPr>
+                <w:rStyle w:val="VerbatimChar"/>
+              </w:rPr>
+              <w:t xml:space="preserve">load_bearing</w:t>
+            </w:r>
+            <w:r>
+              <w:t xml:space="preserve"> </w:t>
+            </w:r>
+            <w:r>
+              <w:t xml:space="preserve">/</w:t>
+            </w:r>
+            <w:r>
+              <w:t xml:space="preserve"> </w:t>
+            </w:r>
+            <w:r>
+              <w:rPr>
+                <w:rStyle w:val="VerbatimChar"/>
+              </w:rPr>
+              <w:t xml:space="preserve">verdict</w:t>
+            </w:r>
+            <w:r>
+              <w:t xml:space="preserve"> </w:t>
+            </w:r>
+            <w:r>
+              <w:t xml:space="preserve">/</w:t>
+            </w:r>
+            <w:r>
+              <w:t xml:space="preserve"> </w:t>
+            </w:r>
+            <w:r>
+              <w:rPr>
+                <w:rStyle w:val="VerbatimChar"/>
+              </w:rPr>
+              <w:t xml:space="preserve">evidence_ref</w:t>
+            </w:r>
+            <w:r>
+              <w:t xml:space="preserve"> </w:t>
+            </w:r>
+            <w:r>
+              <w:t xml:space="preserve">+ 断言正文键名</w:t>
+            </w:r>
+            <w:r>
+              <w:t xml:space="preserve"> </w:t>
+            </w:r>
+            <w:r>
+              <w:rPr>
+                <w:rStyle w:val="VerbatimChar"/>
+              </w:rPr>
+              <w:t xml:space="preserve">claim</w:t>
+            </w:r>
+            <w:r>
+              <w:t xml:space="preserve">）⇒ ★</w:t>
+            </w:r>
+            <w:r>
+              <w:t xml:space="preserve"> </w:t>
+            </w:r>
+            <w:r>
+              <w:rPr>
+                <w:bCs/>
+                <w:b/>
+              </w:rPr>
+              <w:t xml:space="preserve">判官直接输出结论编号 ⇒ 归族零 API</w:t>
+            </w:r>
+          </w:p>
+        </w:tc>
+        <w:tc>
+          <w:tcPr/>
+          <w:p>
+            <w:pPr>
+              <w:pStyle w:val="Compact"/>
+              <w:jc w:val="left"/>
+            </w:pPr>
+            <w:r>
+              <w:rPr>
+                <w:rStyle w:val="VerbatimChar"/>
+              </w:rPr>
+              <w:t xml:space="preserve">第二组_源文件/docs/cmp8/batch-U1/measure.py:51-61</w:t>
             </w:r>
           </w:p>
         </w:tc>
@@ -1687,6 +2096,142 @@
             </w:pPr>
             <w:r>
               <w:t xml:space="preserve">三个测量脚本（可读可跑）</w:t>
+            </w:r>
+          </w:p>
+        </w:tc>
+      </w:tr>
+      <w:tr>
+        <w:tc>
+          <w:tcPr/>
+          <w:p>
+            <w:pPr>
+              <w:pStyle w:val="Compact"/>
+              <w:jc w:val="left"/>
+            </w:pPr>
+            <w:r>
+              <w:rPr>
+                <w:rStyle w:val="VerbatimChar"/>
+              </w:rPr>
+              <w:t xml:space="preserve">第二组_源文件/creativity_lab/</w:t>
+            </w:r>
+          </w:p>
+        </w:tc>
+        <w:tc>
+          <w:tcPr/>
+          <w:p>
+            <w:pPr>
+              <w:pStyle w:val="Compact"/>
+              <w:jc w:val="left"/>
+            </w:pPr>
+            <w:r>
+              <w:t xml:space="preserve">★</w:t>
+            </w:r>
+            <w:r>
+              <w:t xml:space="preserve"> </w:t>
+            </w:r>
+            <w:r>
+              <w:rPr>
+                <w:rStyle w:val="VerbatimChar"/>
+              </w:rPr>
+              <w:t xml:space="preserve">第二组_源文件/creativity_lab/metrics.py</w:t>
+            </w:r>
+            <w:r>
+              <w:t xml:space="preserve">（</w:t>
+            </w:r>
+            <w:r>
+              <w:rPr>
+                <w:bCs/>
+                <w:b/>
+              </w:rPr>
+              <w:t xml:space="preserve">模态数的定义</w:t>
+            </w:r>
+            <w:r>
+              <w:t xml:space="preserve">）+</w:t>
+            </w:r>
+            <w:r>
+              <w:t xml:space="preserve"> </w:t>
+            </w:r>
+            <w:r>
+              <w:rPr>
+                <w:rStyle w:val="VerbatimChar"/>
+              </w:rPr>
+              <w:t xml:space="preserve">第二组_源文件/creativity_lab/data/legal_topics_v2.json</w:t>
+            </w:r>
+            <w:r>
+              <w:t xml:space="preserve">（</w:t>
+            </w:r>
+            <w:r>
+              <w:rPr>
+                <w:bCs/>
+                <w:b/>
+              </w:rPr>
+              <w:t xml:space="preserve">法条原文 + 18 题</w:t>
+            </w:r>
+            <w:r>
+              <w:t xml:space="preserve">）</w:t>
+            </w:r>
+          </w:p>
+        </w:tc>
+      </w:tr>
+      <w:tr>
+        <w:tc>
+          <w:tcPr/>
+          <w:p>
+            <w:pPr>
+              <w:pStyle w:val="Compact"/>
+              <w:jc w:val="left"/>
+            </w:pPr>
+            <w:r>
+              <w:rPr>
+                <w:rStyle w:val="VerbatimChar"/>
+              </w:rPr>
+              <w:t xml:space="preserve">第二组_源_files/batch-U1/</w:t>
+            </w:r>
+          </w:p>
+        </w:tc>
+        <w:tc>
+          <w:tcPr/>
+          <w:p>
+            <w:pPr>
+              <w:pStyle w:val="Compact"/>
+              <w:jc w:val="left"/>
+            </w:pPr>
+            <w:r>
+              <w:t xml:space="preserve">★</w:t>
+            </w:r>
+            <w:r>
+              <w:t xml:space="preserve"> </w:t>
+            </w:r>
+            <w:r>
+              <w:rPr>
+                <w:rStyle w:val="VerbatimChar"/>
+              </w:rPr>
+              <w:t xml:space="preserve">第二组_源文件/docs/cmp8/batch-U1/measure.py</w:t>
+            </w:r>
+            <w:r>
+              <w:t xml:space="preserve">（</w:t>
+            </w:r>
+            <w:r>
+              <w:rPr>
+                <w:bCs/>
+                <w:b/>
+              </w:rPr>
+              <w:t xml:space="preserve">归族字段的 schema</w:t>
+            </w:r>
+            <w:r>
+              <w:t xml:space="preserve">：</w:t>
+            </w:r>
+            <w:r>
+              <w:rPr>
+                <w:rStyle w:val="VerbatimChar"/>
+              </w:rPr>
+              <w:t xml:space="preserve">supports_conclusions</w:t>
+            </w:r>
+            <w:r>
+              <w:t xml:space="preserve"> </w:t>
+            </w:r>
+            <w:r>
+              <w:t xml:space="preserve">等）</w:t>
             </w:r>
           </w:p>
         </w:tc>
@@ -2215,6 +2760,297 @@
             </w:r>
             <w:r>
               <w:t xml:space="preserve">，索引里 6 处引用已全部改指全名</w:t>
+            </w:r>
+          </w:p>
+        </w:tc>
+      </w:tr>
+      <w:tr>
+        <w:tc>
+          <w:tcPr/>
+          <w:p>
+            <w:pPr>
+              <w:pStyle w:val="Compact"/>
+              <w:jc w:val="left"/>
+            </w:pPr>
+            <w:r>
+              <w:rPr>
+                <w:rStyle w:val="VerbatimChar"/>
+              </w:rPr>
+              <w:t xml:space="preserve">creativity_lab/data/conclusion_spaces_legal.json</w:t>
+            </w:r>
+            <w:r>
+              <w:t xml:space="preserve">（法律域结论空间，44,648 B）</w:t>
+            </w:r>
+          </w:p>
+        </w:tc>
+        <w:tc>
+          <w:tcPr/>
+          <w:p>
+            <w:pPr>
+              <w:pStyle w:val="Compact"/>
+              <w:jc w:val="left"/>
+            </w:pPr>
+            <w:r>
+              <w:t xml:space="preserve">❌</w:t>
+            </w:r>
+            <w:r>
+              <w:t xml:space="preserve"> </w:t>
+            </w:r>
+            <w:r>
+              <w:rPr>
+                <w:bCs/>
+                <w:b/>
+              </w:rPr>
+              <w:t xml:space="preserve">不在包内</w:t>
+            </w:r>
+          </w:p>
+        </w:tc>
+        <w:tc>
+          <w:tcPr/>
+          <w:p>
+            <w:pPr>
+              <w:pStyle w:val="Compact"/>
+              <w:jc w:val="left"/>
+            </w:pPr>
+            <w:r>
+              <w:t xml:space="preserve">⇒ ★</w:t>
+            </w:r>
+            <w:r>
+              <w:t xml:space="preserve"> </w:t>
+            </w:r>
+            <w:r>
+              <w:rPr>
+                <w:bCs/>
+                <w:b/>
+              </w:rPr>
+              <w:t xml:space="preserve">A 篇 §8.1.1 的语义级轴依赖它</w:t>
+            </w:r>
+            <w:r>
+              <w:t xml:space="preserve">（5 法条 / 32 命题 / 18 题跨题引用）⇒ ⇒ ★★</w:t>
+            </w:r>
+            <w:r>
+              <w:t xml:space="preserve"> </w:t>
+            </w:r>
+            <w:r>
+              <w:rPr>
+                <w:bCs/>
+                <w:b/>
+              </w:rPr>
+              <w:t xml:space="preserve">但它当前的</w:t>
+            </w:r>
+            <w:r>
+              <w:rPr>
+                <w:bCs/>
+                <w:b/>
+              </w:rPr>
+              <w:t xml:space="preserve"> </w:t>
+            </w:r>
+            <w:r>
+              <w:rPr>
+                <w:rStyle w:val="VerbatimChar"/>
+                <w:bCs/>
+                <w:b/>
+              </w:rPr>
+              <w:t xml:space="preserve">evidence</w:t>
+            </w:r>
+            <w:r>
+              <w:rPr>
+                <w:bCs/>
+                <w:b/>
+              </w:rPr>
+              <w:t xml:space="preserve"> </w:t>
+            </w:r>
+            <w:r>
+              <w:rPr>
+                <w:bCs/>
+                <w:b/>
+              </w:rPr>
+              <w:t xml:space="preserve">底本是从 v1 抽的 ⇒ 「未覆盖率」被系统性虚高 ⇒ 底本换 v2 前，本包的语义级读数一律标</w:t>
+            </w:r>
+            <w:r>
+              <w:rPr>
+                <w:bCs/>
+                <w:b/>
+              </w:rPr>
+              <w:t xml:space="preserve"> </w:t>
+            </w:r>
+            <w:r>
+              <w:rPr>
+                <w:rStyle w:val="VerbatimChar"/>
+                <w:bCs/>
+                <w:b/>
+              </w:rPr>
+              <w:t xml:space="preserve">◐</w:t>
+            </w:r>
+            <w:r>
+              <w:rPr>
+                <w:bCs/>
+                <w:b/>
+              </w:rPr>
+              <w:t xml:space="preserve"> </w:t>
+            </w:r>
+            <w:r>
+              <w:rPr>
+                <w:bCs/>
+                <w:b/>
+              </w:rPr>
+              <w:t xml:space="preserve">且不作判决</w:t>
+            </w:r>
+            <w:r>
+              <w:t xml:space="preserve">（详见 A 篇 §8.1.1 必查项③ 与局限 24）</w:t>
+            </w:r>
+          </w:p>
+        </w:tc>
+      </w:tr>
+      <w:tr>
+        <w:tc>
+          <w:tcPr/>
+          <w:p>
+            <w:pPr>
+              <w:pStyle w:val="Compact"/>
+              <w:jc w:val="left"/>
+            </w:pPr>
+            <w:r>
+              <w:rPr>
+                <w:rStyle w:val="VerbatimChar"/>
+              </w:rPr>
+              <w:t xml:space="preserve">docs/cmp8/routes/COLLAPSE/eval/MAS_Diversity-ACTUAL-CONFIGS.md</w:t>
+            </w:r>
+            <w:r>
+              <w:t xml:space="preserve">（前人代码的物证清单）</w:t>
+            </w:r>
+          </w:p>
+        </w:tc>
+        <w:tc>
+          <w:tcPr/>
+          <w:p>
+            <w:pPr>
+              <w:pStyle w:val="Compact"/>
+              <w:jc w:val="left"/>
+            </w:pPr>
+            <w:r>
+              <w:t xml:space="preserve">❌</w:t>
+            </w:r>
+            <w:r>
+              <w:t xml:space="preserve"> </w:t>
+            </w:r>
+            <w:r>
+              <w:rPr>
+                <w:bCs/>
+                <w:b/>
+              </w:rPr>
+              <w:t xml:space="preserve">不在包内（第二组分支上，未推 GitHub）</w:t>
+            </w:r>
+          </w:p>
+        </w:tc>
+        <w:tc>
+          <w:tcPr/>
+          <w:p>
+            <w:pPr>
+              <w:pStyle w:val="Compact"/>
+              <w:jc w:val="left"/>
+            </w:pPr>
+            <w:r>
+              <w:t xml:space="preserve">⇒ ★ A 篇 §2.5(g) 的</w:t>
+            </w:r>
+            <w:r>
+              <w:t xml:space="preserve"> </w:t>
+            </w:r>
+            <w:r>
+              <w:rPr>
+                <w:bCs/>
+                <w:b/>
+              </w:rPr>
+              <w:t xml:space="preserve">persona 两种 /</w:t>
+            </w:r>
+            <w:r>
+              <w:rPr>
+                <w:bCs/>
+                <w:b/>
+              </w:rPr>
+              <w:t xml:space="preserve"> </w:t>
+            </w:r>
+            <w:r>
+              <w:rPr>
+                <w:rStyle w:val="VerbatimChar"/>
+                <w:bCs/>
+                <w:b/>
+              </w:rPr>
+              <w:t xml:space="preserve">order.type</w:t>
+            </w:r>
+            <w:r>
+              <w:rPr>
+                <w:bCs/>
+                <w:b/>
+              </w:rPr>
+              <w:t xml:space="preserve"> </w:t>
+            </w:r>
+            <w:r>
+              <w:rPr>
+                <w:bCs/>
+                <w:b/>
+              </w:rPr>
+              <w:t xml:space="preserve">三种 / N=3</w:t>
+            </w:r>
+            <w:r>
+              <w:t xml:space="preserve"> </w:t>
+            </w:r>
+            <w:r>
+              <w:t xml:space="preserve">三条按</w:t>
+            </w:r>
+            <w:r>
+              <w:t xml:space="preserve"> </w:t>
+            </w:r>
+            <w:r>
+              <w:rPr>
+                <w:rStyle w:val="VerbatimChar"/>
+              </w:rPr>
+              <w:t xml:space="preserve">◐</w:t>
+            </w:r>
+            <w:r>
+              <w:t xml:space="preserve"> </w:t>
+            </w:r>
+            <w:r>
+              <w:t xml:space="preserve">记（第二组代码级核查·本组未独立复核）⇒ ⇒</w:t>
+            </w:r>
+            <w:r>
+              <w:t xml:space="preserve"> </w:t>
+            </w:r>
+            <w:r>
+              <w:rPr>
+                <w:bCs/>
+                <w:b/>
+              </w:rPr>
+              <w:t xml:space="preserve">它到包后应补进底稿并把该</w:t>
+            </w:r>
+            <w:r>
+              <w:rPr>
+                <w:bCs/>
+                <w:b/>
+              </w:rPr>
+              <w:t xml:space="preserve"> </w:t>
+            </w:r>
+            <w:r>
+              <w:rPr>
+                <w:rStyle w:val="VerbatimChar"/>
+                <w:bCs/>
+                <w:b/>
+              </w:rPr>
+              <w:t xml:space="preserve">◐</w:t>
+            </w:r>
+            <w:r>
+              <w:rPr>
+                <w:bCs/>
+                <w:b/>
+              </w:rPr>
+              <w:t xml:space="preserve"> </w:t>
+            </w:r>
+            <w:r>
+              <w:rPr>
+                <w:bCs/>
+                <w:b/>
+              </w:rPr>
+              <w:t xml:space="preserve">升级</w:t>
             </w:r>
           </w:p>
         </w:tc>
